--- a/vi/files/assignments/Manuscript_Rubric.docx
+++ b/vi/files/assignments/Manuscript_Rubric.docx
@@ -15,7 +15,7 @@
         <w:pStyle w:val="Subtitle"/>
       </w:pPr>
       <w:r>
-        <w:t>Foundations of Clinical Research: From Clinical Question to Publication</w:t>
+        <w:t>Foundations of Clinical Research — Level 1: From Clinical Question to Publication</w:t>
       </w:r>
     </w:p>
     <w:p>
@@ -2980,7 +2980,7 @@
         <w:color w:val="04242F"/>
         <w:sz w:val="16"/>
       </w:rPr>
-      <w:t>Foundations of Clinical Research  ·  Manuscript rubric</w:t>
+      <w:t>Foundations of Clinical Research — Level 1  ·  Manuscript rubric</w:t>
     </w:r>
     <w:r>
       <w:tab/>

--- a/vi/files/assignments/Manuscript_Rubric.docx
+++ b/vi/files/assignments/Manuscript_Rubric.docx
@@ -7,7 +7,7 @@
         <w:pStyle w:val="Title"/>
       </w:pPr>
       <w:r>
-        <w:t>Group Manuscript — Marking Rubric</w:t>
+        <w:t>Group Manuscript: Marking Rubric</w:t>
       </w:r>
     </w:p>
     <w:p>
@@ -15,7 +15,7 @@
         <w:pStyle w:val="Subtitle"/>
       </w:pPr>
       <w:r>
-        <w:t>Foundations of Clinical Research — Level 1: From Clinical Question to Publication</w:t>
+        <w:t>Foundations of Clinical Research · Level 1: From Clinical Question to Publication</w:t>
       </w:r>
     </w:p>
     <w:p>
@@ -26,13 +26,16 @@
         <w:t>Organisation:</w:t>
       </w:r>
       <w:r>
-        <w:t xml:space="preserve"> Neudata — </w:t>
+        <w:t xml:space="preserve"> Neudata (</w:t>
       </w:r>
       <w:r>
         <w:rPr>
           <w:i/>
         </w:rPr>
         <w:t>#ClearDataClearImpact</w:t>
+      </w:r>
+      <w:r>
+        <w:t>)</w:t>
       </w:r>
     </w:p>
     <w:p>
@@ -43,7 +46,7 @@
         <w:t>Total:</w:t>
       </w:r>
       <w:r>
-        <w:t xml:space="preserve"> 100 points — the manuscript itself 90 + peer review and response 10</w:t>
+        <w:t xml:space="preserve"> 100 points: the manuscript itself 90 + peer review and response 10</w:t>
       </w:r>
     </w:p>
     <w:p>
@@ -101,7 +104,7 @@
         </w:rPr>
       </w:r>
       <w:r>
-        <w:t>The marks are formative. They help groups improve the paper and show instructors which writing skills need more time. Mark the revised manuscript (submitted with the response letter 2 weeks after Session 8); if no revision arrives, mark the draft and give 0 for criterion 10.</w:t>
+        <w:t>The marks are formative. They help groups improve the paper and show instructors which writing skills need more time. Mark the revised manuscript (submitted with the response letter 2 weeks after Session 8). If no revision arrives, mark the draft and give 0 for criterion 10.</w:t>
       </w:r>
     </w:p>
     <w:p>
@@ -118,7 +121,7 @@
         <w:t>the writing, not the analysis.</w:t>
       </w:r>
       <w:r>
-        <w:t xml:space="preserve"> The analyses were done by the instructors; the question is whether the group reported and interpreted them correctly, clearly and honestly.</w:t>
+        <w:t xml:space="preserve"> The instructors did the analyses. The question is whether the group reported and interpreted them correctly, clearly and honestly.</w:t>
       </w:r>
     </w:p>
     <w:p>
@@ -186,7 +189,7 @@
         <w:tab/>
       </w:r>
       <w:r>
-        <w:t>Write one comment for each criterion that loses points — what to change and where (page/line).</w:t>
+        <w:t>Write one comment for each criterion that loses points: what to change and where (page/line).</w:t>
       </w:r>
     </w:p>
     <w:p>
@@ -226,7 +229,7 @@
         <w:t>Excellent</w:t>
       </w:r>
       <w:r>
-        <w:t xml:space="preserve"> — complete, correct, specific; </w:t>
+        <w:t xml:space="preserve">: complete, correct, specific. </w:t>
       </w:r>
       <w:r>
         <w:rPr>
@@ -235,7 +238,7 @@
         <w:t>Good</w:t>
       </w:r>
       <w:r>
-        <w:t xml:space="preserve"> — mostly complete and correct, minor gaps; </w:t>
+        <w:t xml:space="preserve">: mostly complete and correct, minor gaps. </w:t>
       </w:r>
       <w:r>
         <w:rPr>
@@ -244,7 +247,7 @@
         <w:t>Needs work</w:t>
       </w:r>
       <w:r>
-        <w:t xml:space="preserve"> — present but vague, incomplete or partly incorrect; </w:t>
+        <w:t xml:space="preserve">: present but vague, incomplete or partly incorrect. </w:t>
       </w:r>
       <w:r>
         <w:rPr>
@@ -253,7 +256,7 @@
         <w:t>Missing</w:t>
       </w:r>
       <w:r>
-        <w:t xml:space="preserve"> — absent or wholly incorrect.</w:t>
+        <w:t>: absent or wholly incorrect.</w:t>
       </w:r>
     </w:p>
     <w:p>
@@ -1596,7 +1599,7 @@
               <w:rPr>
                 <w:sz w:val="17"/>
               </w:rPr>
-              <w:t xml:space="preserve">Six moves: main finding in one or two sentences → comparison with other studies (incl. Paper 2) → possible explanations → strengths and limitations (confounding, missing data, simulated single dataset, generalisability) → implications for practice and research → conclusion. </w:t>
+              <w:t xml:space="preserve">Six moves, in order: main finding in one or two sentences; comparison with other studies (incl. Paper 2); possible explanations; strengths and limitations (confounding, missing data, simulated single dataset, generalisability); implications for practice and research; conclusion. </w:t>
             </w:r>
             <w:r>
               <w:rPr>
@@ -1846,7 +1849,7 @@
               <w:rPr>
                 <w:sz w:val="17"/>
               </w:rPr>
-              <w:t xml:space="preserve">— </w:t>
+              <w:t xml:space="preserve">Not applicable. </w:t>
             </w:r>
             <w:r>
               <w:rPr>
@@ -2156,7 +2159,7 @@
               <w:rPr>
                 <w:sz w:val="17"/>
               </w:rPr>
-              <w:t xml:space="preserve">— </w:t>
+              <w:t xml:space="preserve">Not applicable. </w:t>
             </w:r>
             <w:r>
               <w:rPr>
@@ -2400,7 +2403,7 @@
               <w:rPr>
                 <w:sz w:val="17"/>
               </w:rPr>
-              <w:t xml:space="preserve">The group's review of another draft is specific, constructive and uses the checklist. The response letter answers every comment point by point (comment → reply → change, with page/line), politely; disagreements are explained with reasons; the revised manuscript shows the changes. </w:t>
+              <w:t xml:space="preserve">The group's review of another draft is specific, constructive and uses the checklist. The response letter answers every comment point by point and politely (the comment, the reply, then the change with page/line). Disagreements are explained with reasons, and the revised manuscript shows the changes. </w:t>
             </w:r>
             <w:r>
               <w:rPr>
@@ -2645,7 +2648,7 @@
               <w:rPr>
                 <w:sz w:val="17"/>
               </w:rPr>
-              <w:t>A well-reported paper — the structure would pass a journal's technical check.</w:t>
+              <w:t>A well-reported paper. The structure would pass a journal's technical check.</w:t>
             </w:r>
           </w:p>
         </w:tc>
@@ -2698,7 +2701,7 @@
               <w:rPr>
                 <w:sz w:val="17"/>
               </w:rPr>
-              <w:t>A good draft — revise the flagged sections.</w:t>
+              <w:t>A good draft. Revise the flagged sections.</w:t>
             </w:r>
           </w:p>
         </w:tc>
@@ -2749,7 +2752,7 @@
               <w:rPr>
                 <w:sz w:val="17"/>
               </w:rPr>
-              <w:t>The core is there — Results reporting or the Discussion needs substantial work.</w:t>
+              <w:t>The core is there, but Results reporting or the Discussion needs substantial work.</w:t>
             </w:r>
           </w:p>
         </w:tc>
@@ -2800,7 +2803,7 @@
               <w:rPr>
                 <w:sz w:val="17"/>
               </w:rPr>
-              <w:t>Major revision needed — meet an instructor to go through the results pack again.</w:t>
+              <w:t>Major revision needed. Meet an instructor to go through the results pack again.</w:t>
             </w:r>
           </w:p>
         </w:tc>
@@ -2832,7 +2835,7 @@
         <w:pStyle w:val="ListBullet"/>
       </w:pPr>
       <w:r>
-        <w:t>"Positive fluid balance increased mortality" — causal language from a cohort.</w:t>
+        <w:t>"Positive fluid balance increased mortality": causal language from a cohort.</w:t>
       </w:r>
     </w:p>
     <w:p>
@@ -2980,7 +2983,7 @@
         <w:color w:val="04242F"/>
         <w:sz w:val="16"/>
       </w:rPr>
-      <w:t>Foundations of Clinical Research — Level 1  ·  Manuscript rubric</w:t>
+      <w:t>Foundations of Clinical Research · Level 1  ·  Manuscript rubric</w:t>
     </w:r>
     <w:r>
       <w:tab/>
